--- a/experimental/pdf2rtf/real_word_holdout/word_executive_letter.docx
+++ b/experimental/pdf2rtf/real_word_holdout/word_executive_letter.docx
@@ -27,14 +27,12 @@
         <w:jc w:val="right"/>
         <w:rPr>
           <w:rFonts w:ascii="Calibri" w:hAnsi="Calibri" w:cs="Calibri"/>
-          <w:b/>
           <w:sz w:val="20"/>
         </w:rPr>
       </w:pPr>
       <w:r>
         <w:rPr>
           <w:rFonts w:ascii="Calibri" w:hAnsi="Calibri" w:cs="Calibri"/>
-          <w:b/>
           <w:sz w:val="20"/>
         </w:rPr>
         <w:t>Date: September 13, 2026</w:t>
@@ -63,14 +61,12 @@
         <w:spacing w:before="120"/>
         <w:rPr>
           <w:rFonts w:ascii="Calibri" w:hAnsi="Calibri" w:cs="Calibri"/>
-          <w:b/>
           <w:sz w:val="22"/>
         </w:rPr>
       </w:pPr>
       <w:r>
         <w:rPr>
           <w:rFonts w:ascii="Calibri" w:hAnsi="Calibri" w:cs="Calibri"/>
-          <w:b/>
           <w:sz w:val="22"/>
         </w:rPr>
         <w:t>This letter serves as formal notification regarding the completion of Phase 4 hardening benchmarks.</w:t>
@@ -81,14 +77,12 @@
         <w:spacing w:before="120" w:after="360"/>
         <w:rPr>
           <w:rFonts w:ascii="Calibri" w:hAnsi="Calibri" w:cs="Calibri"/>
-          <w:b/>
           <w:sz w:val="22"/>
         </w:rPr>
       </w:pPr>
       <w:r>
         <w:rPr>
           <w:rFonts w:ascii="Calibri" w:hAnsi="Calibri" w:cs="Calibri"/>
-          <w:b/>
           <w:sz w:val="22"/>
         </w:rPr>
         <w:t>All empirical criteria established by independent peer audit have been rigorously tested on genuine Word layouts.</w:t>
@@ -538,7 +532,7 @@
     <w:link w:val="1Char"/>
     <w:uiPriority w:val="9"/>
     <w:qFormat/>
-    <w:rsid w:val="00591D04"/>
+    <w:rsid w:val="00753A21"/>
     <w:pPr>
       <w:keepNext/>
       <w:keepLines/>
@@ -561,7 +555,7 @@
     <w:semiHidden/>
     <w:unhideWhenUsed/>
     <w:qFormat/>
-    <w:rsid w:val="00591D04"/>
+    <w:rsid w:val="00753A21"/>
     <w:pPr>
       <w:keepNext/>
       <w:keepLines/>
@@ -584,7 +578,7 @@
     <w:semiHidden/>
     <w:unhideWhenUsed/>
     <w:qFormat/>
-    <w:rsid w:val="00591D04"/>
+    <w:rsid w:val="00753A21"/>
     <w:pPr>
       <w:keepNext/>
       <w:keepLines/>
@@ -605,7 +599,7 @@
     <w:semiHidden/>
     <w:unhideWhenUsed/>
     <w:qFormat/>
-    <w:rsid w:val="00591D04"/>
+    <w:rsid w:val="00753A21"/>
     <w:pPr>
       <w:keepNext/>
       <w:keepLines/>
@@ -628,7 +622,7 @@
     <w:semiHidden/>
     <w:unhideWhenUsed/>
     <w:qFormat/>
-    <w:rsid w:val="00591D04"/>
+    <w:rsid w:val="00753A21"/>
     <w:pPr>
       <w:keepNext/>
       <w:keepLines/>
@@ -649,7 +643,7 @@
     <w:semiHidden/>
     <w:unhideWhenUsed/>
     <w:qFormat/>
-    <w:rsid w:val="00591D04"/>
+    <w:rsid w:val="00753A21"/>
     <w:pPr>
       <w:keepNext/>
       <w:keepLines/>
@@ -672,7 +666,7 @@
     <w:semiHidden/>
     <w:unhideWhenUsed/>
     <w:qFormat/>
-    <w:rsid w:val="00591D04"/>
+    <w:rsid w:val="00753A21"/>
     <w:pPr>
       <w:keepNext/>
       <w:keepLines/>
@@ -693,7 +687,7 @@
     <w:semiHidden/>
     <w:unhideWhenUsed/>
     <w:qFormat/>
-    <w:rsid w:val="00591D04"/>
+    <w:rsid w:val="00753A21"/>
     <w:pPr>
       <w:keepNext/>
       <w:keepLines/>
@@ -716,7 +710,7 @@
     <w:semiHidden/>
     <w:unhideWhenUsed/>
     <w:qFormat/>
-    <w:rsid w:val="00591D04"/>
+    <w:rsid w:val="00753A21"/>
     <w:pPr>
       <w:keepNext/>
       <w:keepLines/>
@@ -760,7 +754,7 @@
     <w:basedOn w:val="a0"/>
     <w:link w:val="1"/>
     <w:uiPriority w:val="9"/>
-    <w:rsid w:val="00591D04"/>
+    <w:rsid w:val="00753A21"/>
     <w:rPr>
       <w:rFonts w:asciiTheme="majorHAnsi" w:eastAsiaTheme="majorEastAsia" w:hAnsiTheme="majorHAnsi" w:cstheme="majorBidi"/>
       <w:color w:val="0F4761" w:themeColor="accent1" w:themeShade="BF"/>
@@ -774,7 +768,7 @@
     <w:link w:val="2"/>
     <w:uiPriority w:val="9"/>
     <w:semiHidden/>
-    <w:rsid w:val="00591D04"/>
+    <w:rsid w:val="00753A21"/>
     <w:rPr>
       <w:rFonts w:asciiTheme="majorHAnsi" w:eastAsiaTheme="majorEastAsia" w:hAnsiTheme="majorHAnsi" w:cstheme="majorBidi"/>
       <w:color w:val="0F4761" w:themeColor="accent1" w:themeShade="BF"/>
@@ -788,7 +782,7 @@
     <w:link w:val="3"/>
     <w:uiPriority w:val="9"/>
     <w:semiHidden/>
-    <w:rsid w:val="00591D04"/>
+    <w:rsid w:val="00753A21"/>
     <w:rPr>
       <w:rFonts w:asciiTheme="minorHAnsi" w:eastAsiaTheme="majorEastAsia" w:hAnsiTheme="minorHAnsi" w:cstheme="majorBidi"/>
       <w:color w:val="0F4761" w:themeColor="accent1" w:themeShade="BF"/>
@@ -800,7 +794,7 @@
     <w:link w:val="4"/>
     <w:uiPriority w:val="9"/>
     <w:semiHidden/>
-    <w:rsid w:val="00591D04"/>
+    <w:rsid w:val="00753A21"/>
     <w:rPr>
       <w:rFonts w:asciiTheme="minorHAnsi" w:eastAsiaTheme="majorEastAsia" w:hAnsiTheme="minorHAnsi" w:cstheme="majorBidi"/>
       <w:i/>
@@ -814,7 +808,7 @@
     <w:link w:val="5"/>
     <w:uiPriority w:val="9"/>
     <w:semiHidden/>
-    <w:rsid w:val="00591D04"/>
+    <w:rsid w:val="00753A21"/>
     <w:rPr>
       <w:rFonts w:asciiTheme="minorHAnsi" w:eastAsiaTheme="majorEastAsia" w:hAnsiTheme="minorHAnsi" w:cstheme="majorBidi"/>
       <w:color w:val="0F4761" w:themeColor="accent1" w:themeShade="BF"/>
@@ -826,7 +820,7 @@
     <w:link w:val="6"/>
     <w:uiPriority w:val="9"/>
     <w:semiHidden/>
-    <w:rsid w:val="00591D04"/>
+    <w:rsid w:val="00753A21"/>
     <w:rPr>
       <w:rFonts w:asciiTheme="minorHAnsi" w:eastAsiaTheme="majorEastAsia" w:hAnsiTheme="minorHAnsi" w:cstheme="majorBidi"/>
       <w:i/>
@@ -840,7 +834,7 @@
     <w:link w:val="7"/>
     <w:uiPriority w:val="9"/>
     <w:semiHidden/>
-    <w:rsid w:val="00591D04"/>
+    <w:rsid w:val="00753A21"/>
     <w:rPr>
       <w:rFonts w:asciiTheme="minorHAnsi" w:eastAsiaTheme="majorEastAsia" w:hAnsiTheme="minorHAnsi" w:cstheme="majorBidi"/>
       <w:color w:val="595959" w:themeColor="text1" w:themeTint="A6"/>
@@ -852,7 +846,7 @@
     <w:link w:val="8"/>
     <w:uiPriority w:val="9"/>
     <w:semiHidden/>
-    <w:rsid w:val="00591D04"/>
+    <w:rsid w:val="00753A21"/>
     <w:rPr>
       <w:rFonts w:asciiTheme="minorHAnsi" w:eastAsiaTheme="majorEastAsia" w:hAnsiTheme="minorHAnsi" w:cstheme="majorBidi"/>
       <w:i/>
@@ -866,7 +860,7 @@
     <w:link w:val="9"/>
     <w:uiPriority w:val="9"/>
     <w:semiHidden/>
-    <w:rsid w:val="00591D04"/>
+    <w:rsid w:val="00753A21"/>
     <w:rPr>
       <w:rFonts w:asciiTheme="minorHAnsi" w:eastAsiaTheme="majorEastAsia" w:hAnsiTheme="minorHAnsi" w:cstheme="majorBidi"/>
       <w:color w:val="272727" w:themeColor="text1" w:themeTint="D8"/>
@@ -879,7 +873,7 @@
     <w:link w:val="Char"/>
     <w:uiPriority w:val="10"/>
     <w:qFormat/>
-    <w:rsid w:val="00591D04"/>
+    <w:rsid w:val="00753A21"/>
     <w:pPr>
       <w:spacing w:after="80" w:line="240" w:lineRule="auto"/>
       <w:contextualSpacing/>
@@ -897,7 +891,7 @@
     <w:basedOn w:val="a0"/>
     <w:link w:val="a3"/>
     <w:uiPriority w:val="10"/>
-    <w:rsid w:val="00591D04"/>
+    <w:rsid w:val="00753A21"/>
     <w:rPr>
       <w:rFonts w:asciiTheme="majorHAnsi" w:eastAsiaTheme="majorEastAsia" w:hAnsiTheme="majorHAnsi" w:cstheme="majorBidi"/>
       <w:spacing w:val="-10"/>
@@ -913,7 +907,7 @@
     <w:link w:val="Char0"/>
     <w:uiPriority w:val="11"/>
     <w:qFormat/>
-    <w:rsid w:val="00591D04"/>
+    <w:rsid w:val="00753A21"/>
     <w:pPr>
       <w:numPr>
         <w:ilvl w:val="1"/>
@@ -930,7 +924,7 @@
     <w:basedOn w:val="a0"/>
     <w:link w:val="a4"/>
     <w:uiPriority w:val="11"/>
-    <w:rsid w:val="00591D04"/>
+    <w:rsid w:val="00753A21"/>
     <w:rPr>
       <w:rFonts w:asciiTheme="minorHAnsi" w:eastAsiaTheme="majorEastAsia" w:hAnsiTheme="minorHAnsi" w:cstheme="majorBidi"/>
       <w:color w:val="595959" w:themeColor="text1" w:themeTint="A6"/>
@@ -944,7 +938,7 @@
     <w:link w:val="Char1"/>
     <w:uiPriority w:val="29"/>
     <w:qFormat/>
-    <w:rsid w:val="00591D04"/>
+    <w:rsid w:val="00753A21"/>
     <w:pPr>
       <w:spacing w:before="160"/>
       <w:jc w:val="center"/>
@@ -960,7 +954,7 @@
     <w:basedOn w:val="a0"/>
     <w:link w:val="a5"/>
     <w:uiPriority w:val="29"/>
-    <w:rsid w:val="00591D04"/>
+    <w:rsid w:val="00753A21"/>
     <w:rPr>
       <w:i/>
       <w:iCs/>
@@ -972,7 +966,7 @@
     <w:basedOn w:val="a"/>
     <w:uiPriority w:val="34"/>
     <w:qFormat/>
-    <w:rsid w:val="00591D04"/>
+    <w:rsid w:val="00753A21"/>
     <w:pPr>
       <w:ind w:left="720"/>
       <w:contextualSpacing/>
@@ -983,7 +977,7 @@
     <w:basedOn w:val="a0"/>
     <w:uiPriority w:val="21"/>
     <w:qFormat/>
-    <w:rsid w:val="00591D04"/>
+    <w:rsid w:val="00753A21"/>
     <w:rPr>
       <w:i/>
       <w:iCs/>
@@ -997,7 +991,7 @@
     <w:link w:val="Char2"/>
     <w:uiPriority w:val="30"/>
     <w:qFormat/>
-    <w:rsid w:val="00591D04"/>
+    <w:rsid w:val="00753A21"/>
     <w:pPr>
       <w:pBdr>
         <w:top w:val="single" w:sz="4" w:space="10" w:color="0F4761" w:themeColor="accent1" w:themeShade="BF"/>
@@ -1018,7 +1012,7 @@
     <w:basedOn w:val="a0"/>
     <w:link w:val="a8"/>
     <w:uiPriority w:val="30"/>
-    <w:rsid w:val="00591D04"/>
+    <w:rsid w:val="00753A21"/>
     <w:rPr>
       <w:i/>
       <w:iCs/>
@@ -1030,7 +1024,7 @@
     <w:basedOn w:val="a0"/>
     <w:uiPriority w:val="32"/>
     <w:qFormat/>
-    <w:rsid w:val="00591D04"/>
+    <w:rsid w:val="00753A21"/>
     <w:rPr>
       <w:b/>
       <w:bCs/>

--- a/experimental/pdf2rtf/real_word_holdout/word_executive_letter.docx
+++ b/experimental/pdf2rtf/real_word_holdout/word_executive_letter.docx
@@ -532,7 +532,7 @@
     <w:link w:val="1Char"/>
     <w:uiPriority w:val="9"/>
     <w:qFormat/>
-    <w:rsid w:val="00753A21"/>
+    <w:rsid w:val="00E10325"/>
     <w:pPr>
       <w:keepNext/>
       <w:keepLines/>
@@ -555,7 +555,7 @@
     <w:semiHidden/>
     <w:unhideWhenUsed/>
     <w:qFormat/>
-    <w:rsid w:val="00753A21"/>
+    <w:rsid w:val="00E10325"/>
     <w:pPr>
       <w:keepNext/>
       <w:keepLines/>
@@ -578,7 +578,7 @@
     <w:semiHidden/>
     <w:unhideWhenUsed/>
     <w:qFormat/>
-    <w:rsid w:val="00753A21"/>
+    <w:rsid w:val="00E10325"/>
     <w:pPr>
       <w:keepNext/>
       <w:keepLines/>
@@ -599,7 +599,7 @@
     <w:semiHidden/>
     <w:unhideWhenUsed/>
     <w:qFormat/>
-    <w:rsid w:val="00753A21"/>
+    <w:rsid w:val="00E10325"/>
     <w:pPr>
       <w:keepNext/>
       <w:keepLines/>
@@ -622,7 +622,7 @@
     <w:semiHidden/>
     <w:unhideWhenUsed/>
     <w:qFormat/>
-    <w:rsid w:val="00753A21"/>
+    <w:rsid w:val="00E10325"/>
     <w:pPr>
       <w:keepNext/>
       <w:keepLines/>
@@ -643,7 +643,7 @@
     <w:semiHidden/>
     <w:unhideWhenUsed/>
     <w:qFormat/>
-    <w:rsid w:val="00753A21"/>
+    <w:rsid w:val="00E10325"/>
     <w:pPr>
       <w:keepNext/>
       <w:keepLines/>
@@ -666,7 +666,7 @@
     <w:semiHidden/>
     <w:unhideWhenUsed/>
     <w:qFormat/>
-    <w:rsid w:val="00753A21"/>
+    <w:rsid w:val="00E10325"/>
     <w:pPr>
       <w:keepNext/>
       <w:keepLines/>
@@ -687,7 +687,7 @@
     <w:semiHidden/>
     <w:unhideWhenUsed/>
     <w:qFormat/>
-    <w:rsid w:val="00753A21"/>
+    <w:rsid w:val="00E10325"/>
     <w:pPr>
       <w:keepNext/>
       <w:keepLines/>
@@ -710,7 +710,7 @@
     <w:semiHidden/>
     <w:unhideWhenUsed/>
     <w:qFormat/>
-    <w:rsid w:val="00753A21"/>
+    <w:rsid w:val="00E10325"/>
     <w:pPr>
       <w:keepNext/>
       <w:keepLines/>
@@ -754,7 +754,7 @@
     <w:basedOn w:val="a0"/>
     <w:link w:val="1"/>
     <w:uiPriority w:val="9"/>
-    <w:rsid w:val="00753A21"/>
+    <w:rsid w:val="00E10325"/>
     <w:rPr>
       <w:rFonts w:asciiTheme="majorHAnsi" w:eastAsiaTheme="majorEastAsia" w:hAnsiTheme="majorHAnsi" w:cstheme="majorBidi"/>
       <w:color w:val="0F4761" w:themeColor="accent1" w:themeShade="BF"/>
@@ -768,7 +768,7 @@
     <w:link w:val="2"/>
     <w:uiPriority w:val="9"/>
     <w:semiHidden/>
-    <w:rsid w:val="00753A21"/>
+    <w:rsid w:val="00E10325"/>
     <w:rPr>
       <w:rFonts w:asciiTheme="majorHAnsi" w:eastAsiaTheme="majorEastAsia" w:hAnsiTheme="majorHAnsi" w:cstheme="majorBidi"/>
       <w:color w:val="0F4761" w:themeColor="accent1" w:themeShade="BF"/>
@@ -782,7 +782,7 @@
     <w:link w:val="3"/>
     <w:uiPriority w:val="9"/>
     <w:semiHidden/>
-    <w:rsid w:val="00753A21"/>
+    <w:rsid w:val="00E10325"/>
     <w:rPr>
       <w:rFonts w:asciiTheme="minorHAnsi" w:eastAsiaTheme="majorEastAsia" w:hAnsiTheme="minorHAnsi" w:cstheme="majorBidi"/>
       <w:color w:val="0F4761" w:themeColor="accent1" w:themeShade="BF"/>
@@ -794,7 +794,7 @@
     <w:link w:val="4"/>
     <w:uiPriority w:val="9"/>
     <w:semiHidden/>
-    <w:rsid w:val="00753A21"/>
+    <w:rsid w:val="00E10325"/>
     <w:rPr>
       <w:rFonts w:asciiTheme="minorHAnsi" w:eastAsiaTheme="majorEastAsia" w:hAnsiTheme="minorHAnsi" w:cstheme="majorBidi"/>
       <w:i/>
@@ -808,7 +808,7 @@
     <w:link w:val="5"/>
     <w:uiPriority w:val="9"/>
     <w:semiHidden/>
-    <w:rsid w:val="00753A21"/>
+    <w:rsid w:val="00E10325"/>
     <w:rPr>
       <w:rFonts w:asciiTheme="minorHAnsi" w:eastAsiaTheme="majorEastAsia" w:hAnsiTheme="minorHAnsi" w:cstheme="majorBidi"/>
       <w:color w:val="0F4761" w:themeColor="accent1" w:themeShade="BF"/>
@@ -820,7 +820,7 @@
     <w:link w:val="6"/>
     <w:uiPriority w:val="9"/>
     <w:semiHidden/>
-    <w:rsid w:val="00753A21"/>
+    <w:rsid w:val="00E10325"/>
     <w:rPr>
       <w:rFonts w:asciiTheme="minorHAnsi" w:eastAsiaTheme="majorEastAsia" w:hAnsiTheme="minorHAnsi" w:cstheme="majorBidi"/>
       <w:i/>
@@ -834,7 +834,7 @@
     <w:link w:val="7"/>
     <w:uiPriority w:val="9"/>
     <w:semiHidden/>
-    <w:rsid w:val="00753A21"/>
+    <w:rsid w:val="00E10325"/>
     <w:rPr>
       <w:rFonts w:asciiTheme="minorHAnsi" w:eastAsiaTheme="majorEastAsia" w:hAnsiTheme="minorHAnsi" w:cstheme="majorBidi"/>
       <w:color w:val="595959" w:themeColor="text1" w:themeTint="A6"/>
@@ -846,7 +846,7 @@
     <w:link w:val="8"/>
     <w:uiPriority w:val="9"/>
     <w:semiHidden/>
-    <w:rsid w:val="00753A21"/>
+    <w:rsid w:val="00E10325"/>
     <w:rPr>
       <w:rFonts w:asciiTheme="minorHAnsi" w:eastAsiaTheme="majorEastAsia" w:hAnsiTheme="minorHAnsi" w:cstheme="majorBidi"/>
       <w:i/>
@@ -860,7 +860,7 @@
     <w:link w:val="9"/>
     <w:uiPriority w:val="9"/>
     <w:semiHidden/>
-    <w:rsid w:val="00753A21"/>
+    <w:rsid w:val="00E10325"/>
     <w:rPr>
       <w:rFonts w:asciiTheme="minorHAnsi" w:eastAsiaTheme="majorEastAsia" w:hAnsiTheme="minorHAnsi" w:cstheme="majorBidi"/>
       <w:color w:val="272727" w:themeColor="text1" w:themeTint="D8"/>
@@ -873,7 +873,7 @@
     <w:link w:val="Char"/>
     <w:uiPriority w:val="10"/>
     <w:qFormat/>
-    <w:rsid w:val="00753A21"/>
+    <w:rsid w:val="00E10325"/>
     <w:pPr>
       <w:spacing w:after="80" w:line="240" w:lineRule="auto"/>
       <w:contextualSpacing/>
@@ -891,7 +891,7 @@
     <w:basedOn w:val="a0"/>
     <w:link w:val="a3"/>
     <w:uiPriority w:val="10"/>
-    <w:rsid w:val="00753A21"/>
+    <w:rsid w:val="00E10325"/>
     <w:rPr>
       <w:rFonts w:asciiTheme="majorHAnsi" w:eastAsiaTheme="majorEastAsia" w:hAnsiTheme="majorHAnsi" w:cstheme="majorBidi"/>
       <w:spacing w:val="-10"/>
@@ -907,7 +907,7 @@
     <w:link w:val="Char0"/>
     <w:uiPriority w:val="11"/>
     <w:qFormat/>
-    <w:rsid w:val="00753A21"/>
+    <w:rsid w:val="00E10325"/>
     <w:pPr>
       <w:numPr>
         <w:ilvl w:val="1"/>
@@ -924,7 +924,7 @@
     <w:basedOn w:val="a0"/>
     <w:link w:val="a4"/>
     <w:uiPriority w:val="11"/>
-    <w:rsid w:val="00753A21"/>
+    <w:rsid w:val="00E10325"/>
     <w:rPr>
       <w:rFonts w:asciiTheme="minorHAnsi" w:eastAsiaTheme="majorEastAsia" w:hAnsiTheme="minorHAnsi" w:cstheme="majorBidi"/>
       <w:color w:val="595959" w:themeColor="text1" w:themeTint="A6"/>
@@ -938,7 +938,7 @@
     <w:link w:val="Char1"/>
     <w:uiPriority w:val="29"/>
     <w:qFormat/>
-    <w:rsid w:val="00753A21"/>
+    <w:rsid w:val="00E10325"/>
     <w:pPr>
       <w:spacing w:before="160"/>
       <w:jc w:val="center"/>
@@ -954,7 +954,7 @@
     <w:basedOn w:val="a0"/>
     <w:link w:val="a5"/>
     <w:uiPriority w:val="29"/>
-    <w:rsid w:val="00753A21"/>
+    <w:rsid w:val="00E10325"/>
     <w:rPr>
       <w:i/>
       <w:iCs/>
@@ -966,7 +966,7 @@
     <w:basedOn w:val="a"/>
     <w:uiPriority w:val="34"/>
     <w:qFormat/>
-    <w:rsid w:val="00753A21"/>
+    <w:rsid w:val="00E10325"/>
     <w:pPr>
       <w:ind w:left="720"/>
       <w:contextualSpacing/>
@@ -977,7 +977,7 @@
     <w:basedOn w:val="a0"/>
     <w:uiPriority w:val="21"/>
     <w:qFormat/>
-    <w:rsid w:val="00753A21"/>
+    <w:rsid w:val="00E10325"/>
     <w:rPr>
       <w:i/>
       <w:iCs/>
@@ -991,7 +991,7 @@
     <w:link w:val="Char2"/>
     <w:uiPriority w:val="30"/>
     <w:qFormat/>
-    <w:rsid w:val="00753A21"/>
+    <w:rsid w:val="00E10325"/>
     <w:pPr>
       <w:pBdr>
         <w:top w:val="single" w:sz="4" w:space="10" w:color="0F4761" w:themeColor="accent1" w:themeShade="BF"/>
@@ -1012,7 +1012,7 @@
     <w:basedOn w:val="a0"/>
     <w:link w:val="a8"/>
     <w:uiPriority w:val="30"/>
-    <w:rsid w:val="00753A21"/>
+    <w:rsid w:val="00E10325"/>
     <w:rPr>
       <w:i/>
       <w:iCs/>
@@ -1024,7 +1024,7 @@
     <w:basedOn w:val="a0"/>
     <w:uiPriority w:val="32"/>
     <w:qFormat/>
-    <w:rsid w:val="00753A21"/>
+    <w:rsid w:val="00E10325"/>
     <w:rPr>
       <w:b/>
       <w:bCs/>

--- a/experimental/pdf2rtf/real_word_holdout/word_executive_letter.docx
+++ b/experimental/pdf2rtf/real_word_holdout/word_executive_letter.docx
@@ -532,7 +532,7 @@
     <w:link w:val="1Char"/>
     <w:uiPriority w:val="9"/>
     <w:qFormat/>
-    <w:rsid w:val="00E10325"/>
+    <w:rsid w:val="004E4563"/>
     <w:pPr>
       <w:keepNext/>
       <w:keepLines/>
@@ -555,7 +555,7 @@
     <w:semiHidden/>
     <w:unhideWhenUsed/>
     <w:qFormat/>
-    <w:rsid w:val="00E10325"/>
+    <w:rsid w:val="004E4563"/>
     <w:pPr>
       <w:keepNext/>
       <w:keepLines/>
@@ -578,7 +578,7 @@
     <w:semiHidden/>
     <w:unhideWhenUsed/>
     <w:qFormat/>
-    <w:rsid w:val="00E10325"/>
+    <w:rsid w:val="004E4563"/>
     <w:pPr>
       <w:keepNext/>
       <w:keepLines/>
@@ -599,7 +599,7 @@
     <w:semiHidden/>
     <w:unhideWhenUsed/>
     <w:qFormat/>
-    <w:rsid w:val="00E10325"/>
+    <w:rsid w:val="004E4563"/>
     <w:pPr>
       <w:keepNext/>
       <w:keepLines/>
@@ -622,7 +622,7 @@
     <w:semiHidden/>
     <w:unhideWhenUsed/>
     <w:qFormat/>
-    <w:rsid w:val="00E10325"/>
+    <w:rsid w:val="004E4563"/>
     <w:pPr>
       <w:keepNext/>
       <w:keepLines/>
@@ -643,7 +643,7 @@
     <w:semiHidden/>
     <w:unhideWhenUsed/>
     <w:qFormat/>
-    <w:rsid w:val="00E10325"/>
+    <w:rsid w:val="004E4563"/>
     <w:pPr>
       <w:keepNext/>
       <w:keepLines/>
@@ -666,7 +666,7 @@
     <w:semiHidden/>
     <w:unhideWhenUsed/>
     <w:qFormat/>
-    <w:rsid w:val="00E10325"/>
+    <w:rsid w:val="004E4563"/>
     <w:pPr>
       <w:keepNext/>
       <w:keepLines/>
@@ -687,7 +687,7 @@
     <w:semiHidden/>
     <w:unhideWhenUsed/>
     <w:qFormat/>
-    <w:rsid w:val="00E10325"/>
+    <w:rsid w:val="004E4563"/>
     <w:pPr>
       <w:keepNext/>
       <w:keepLines/>
@@ -710,7 +710,7 @@
     <w:semiHidden/>
     <w:unhideWhenUsed/>
     <w:qFormat/>
-    <w:rsid w:val="00E10325"/>
+    <w:rsid w:val="004E4563"/>
     <w:pPr>
       <w:keepNext/>
       <w:keepLines/>
@@ -754,7 +754,7 @@
     <w:basedOn w:val="a0"/>
     <w:link w:val="1"/>
     <w:uiPriority w:val="9"/>
-    <w:rsid w:val="00E10325"/>
+    <w:rsid w:val="004E4563"/>
     <w:rPr>
       <w:rFonts w:asciiTheme="majorHAnsi" w:eastAsiaTheme="majorEastAsia" w:hAnsiTheme="majorHAnsi" w:cstheme="majorBidi"/>
       <w:color w:val="0F4761" w:themeColor="accent1" w:themeShade="BF"/>
@@ -768,7 +768,7 @@
     <w:link w:val="2"/>
     <w:uiPriority w:val="9"/>
     <w:semiHidden/>
-    <w:rsid w:val="00E10325"/>
+    <w:rsid w:val="004E4563"/>
     <w:rPr>
       <w:rFonts w:asciiTheme="majorHAnsi" w:eastAsiaTheme="majorEastAsia" w:hAnsiTheme="majorHAnsi" w:cstheme="majorBidi"/>
       <w:color w:val="0F4761" w:themeColor="accent1" w:themeShade="BF"/>
@@ -782,7 +782,7 @@
     <w:link w:val="3"/>
     <w:uiPriority w:val="9"/>
     <w:semiHidden/>
-    <w:rsid w:val="00E10325"/>
+    <w:rsid w:val="004E4563"/>
     <w:rPr>
       <w:rFonts w:asciiTheme="minorHAnsi" w:eastAsiaTheme="majorEastAsia" w:hAnsiTheme="minorHAnsi" w:cstheme="majorBidi"/>
       <w:color w:val="0F4761" w:themeColor="accent1" w:themeShade="BF"/>
@@ -794,7 +794,7 @@
     <w:link w:val="4"/>
     <w:uiPriority w:val="9"/>
     <w:semiHidden/>
-    <w:rsid w:val="00E10325"/>
+    <w:rsid w:val="004E4563"/>
     <w:rPr>
       <w:rFonts w:asciiTheme="minorHAnsi" w:eastAsiaTheme="majorEastAsia" w:hAnsiTheme="minorHAnsi" w:cstheme="majorBidi"/>
       <w:i/>
@@ -808,7 +808,7 @@
     <w:link w:val="5"/>
     <w:uiPriority w:val="9"/>
     <w:semiHidden/>
-    <w:rsid w:val="00E10325"/>
+    <w:rsid w:val="004E4563"/>
     <w:rPr>
       <w:rFonts w:asciiTheme="minorHAnsi" w:eastAsiaTheme="majorEastAsia" w:hAnsiTheme="minorHAnsi" w:cstheme="majorBidi"/>
       <w:color w:val="0F4761" w:themeColor="accent1" w:themeShade="BF"/>
@@ -820,7 +820,7 @@
     <w:link w:val="6"/>
     <w:uiPriority w:val="9"/>
     <w:semiHidden/>
-    <w:rsid w:val="00E10325"/>
+    <w:rsid w:val="004E4563"/>
     <w:rPr>
       <w:rFonts w:asciiTheme="minorHAnsi" w:eastAsiaTheme="majorEastAsia" w:hAnsiTheme="minorHAnsi" w:cstheme="majorBidi"/>
       <w:i/>
@@ -834,7 +834,7 @@
     <w:link w:val="7"/>
     <w:uiPriority w:val="9"/>
     <w:semiHidden/>
-    <w:rsid w:val="00E10325"/>
+    <w:rsid w:val="004E4563"/>
     <w:rPr>
       <w:rFonts w:asciiTheme="minorHAnsi" w:eastAsiaTheme="majorEastAsia" w:hAnsiTheme="minorHAnsi" w:cstheme="majorBidi"/>
       <w:color w:val="595959" w:themeColor="text1" w:themeTint="A6"/>
@@ -846,7 +846,7 @@
     <w:link w:val="8"/>
     <w:uiPriority w:val="9"/>
     <w:semiHidden/>
-    <w:rsid w:val="00E10325"/>
+    <w:rsid w:val="004E4563"/>
     <w:rPr>
       <w:rFonts w:asciiTheme="minorHAnsi" w:eastAsiaTheme="majorEastAsia" w:hAnsiTheme="minorHAnsi" w:cstheme="majorBidi"/>
       <w:i/>
@@ -860,7 +860,7 @@
     <w:link w:val="9"/>
     <w:uiPriority w:val="9"/>
     <w:semiHidden/>
-    <w:rsid w:val="00E10325"/>
+    <w:rsid w:val="004E4563"/>
     <w:rPr>
       <w:rFonts w:asciiTheme="minorHAnsi" w:eastAsiaTheme="majorEastAsia" w:hAnsiTheme="minorHAnsi" w:cstheme="majorBidi"/>
       <w:color w:val="272727" w:themeColor="text1" w:themeTint="D8"/>
@@ -873,7 +873,7 @@
     <w:link w:val="Char"/>
     <w:uiPriority w:val="10"/>
     <w:qFormat/>
-    <w:rsid w:val="00E10325"/>
+    <w:rsid w:val="004E4563"/>
     <w:pPr>
       <w:spacing w:after="80" w:line="240" w:lineRule="auto"/>
       <w:contextualSpacing/>
@@ -891,7 +891,7 @@
     <w:basedOn w:val="a0"/>
     <w:link w:val="a3"/>
     <w:uiPriority w:val="10"/>
-    <w:rsid w:val="00E10325"/>
+    <w:rsid w:val="004E4563"/>
     <w:rPr>
       <w:rFonts w:asciiTheme="majorHAnsi" w:eastAsiaTheme="majorEastAsia" w:hAnsiTheme="majorHAnsi" w:cstheme="majorBidi"/>
       <w:spacing w:val="-10"/>
@@ -907,7 +907,7 @@
     <w:link w:val="Char0"/>
     <w:uiPriority w:val="11"/>
     <w:qFormat/>
-    <w:rsid w:val="00E10325"/>
+    <w:rsid w:val="004E4563"/>
     <w:pPr>
       <w:numPr>
         <w:ilvl w:val="1"/>
@@ -924,7 +924,7 @@
     <w:basedOn w:val="a0"/>
     <w:link w:val="a4"/>
     <w:uiPriority w:val="11"/>
-    <w:rsid w:val="00E10325"/>
+    <w:rsid w:val="004E4563"/>
     <w:rPr>
       <w:rFonts w:asciiTheme="minorHAnsi" w:eastAsiaTheme="majorEastAsia" w:hAnsiTheme="minorHAnsi" w:cstheme="majorBidi"/>
       <w:color w:val="595959" w:themeColor="text1" w:themeTint="A6"/>
@@ -938,7 +938,7 @@
     <w:link w:val="Char1"/>
     <w:uiPriority w:val="29"/>
     <w:qFormat/>
-    <w:rsid w:val="00E10325"/>
+    <w:rsid w:val="004E4563"/>
     <w:pPr>
       <w:spacing w:before="160"/>
       <w:jc w:val="center"/>
@@ -954,7 +954,7 @@
     <w:basedOn w:val="a0"/>
     <w:link w:val="a5"/>
     <w:uiPriority w:val="29"/>
-    <w:rsid w:val="00E10325"/>
+    <w:rsid w:val="004E4563"/>
     <w:rPr>
       <w:i/>
       <w:iCs/>
@@ -966,7 +966,7 @@
     <w:basedOn w:val="a"/>
     <w:uiPriority w:val="34"/>
     <w:qFormat/>
-    <w:rsid w:val="00E10325"/>
+    <w:rsid w:val="004E4563"/>
     <w:pPr>
       <w:ind w:left="720"/>
       <w:contextualSpacing/>
@@ -977,7 +977,7 @@
     <w:basedOn w:val="a0"/>
     <w:uiPriority w:val="21"/>
     <w:qFormat/>
-    <w:rsid w:val="00E10325"/>
+    <w:rsid w:val="004E4563"/>
     <w:rPr>
       <w:i/>
       <w:iCs/>
@@ -991,7 +991,7 @@
     <w:link w:val="Char2"/>
     <w:uiPriority w:val="30"/>
     <w:qFormat/>
-    <w:rsid w:val="00E10325"/>
+    <w:rsid w:val="004E4563"/>
     <w:pPr>
       <w:pBdr>
         <w:top w:val="single" w:sz="4" w:space="10" w:color="0F4761" w:themeColor="accent1" w:themeShade="BF"/>
@@ -1012,7 +1012,7 @@
     <w:basedOn w:val="a0"/>
     <w:link w:val="a8"/>
     <w:uiPriority w:val="30"/>
-    <w:rsid w:val="00E10325"/>
+    <w:rsid w:val="004E4563"/>
     <w:rPr>
       <w:i/>
       <w:iCs/>
@@ -1024,7 +1024,7 @@
     <w:basedOn w:val="a0"/>
     <w:uiPriority w:val="32"/>
     <w:qFormat/>
-    <w:rsid w:val="00E10325"/>
+    <w:rsid w:val="004E4563"/>
     <w:rPr>
       <w:b/>
       <w:bCs/>
